--- a/templates/relatorio-tecnico.tagged.docx
+++ b/templates/relatorio-tecnico.tagged.docx
@@ -150,7 +150,7 @@
           <w:szCs w:val="24"/>
           <w:rtl w:val="0"/>
         </w:rPr>
-        <w:t xml:space="preserve">( ) Relatório Final (  ) Relatório Parcial</w:t>
+        <w:t xml:space="preserve">{{linha_tipo}}</w:t>
       </w:r>
       <w:r>
         <w:rPr>
@@ -1188,6 +1188,7 @@
               <w:rPr>
                 <w:rtl w:val="0"/>
               </w:rPr>
+              <w:t xml:space="preserve">{{tabela_descricao}}</w:t>
             </w:r>
           </w:p>
         </w:tc>
@@ -1271,6 +1272,7 @@
               <w:rPr>
                 <w:rtl w:val="0"/>
               </w:rPr>
+              <w:t xml:space="preserve">{{tabela_resultados}}</w:t>
             </w:r>
           </w:p>
         </w:tc>
@@ -1354,6 +1356,7 @@
               <w:rPr>
                 <w:rtl w:val="0"/>
               </w:rPr>
+              <w:t xml:space="preserve">{{tabela_comentarios}}</w:t>
             </w:r>
           </w:p>
         </w:tc>

--- a/templates/relatorio-tecnico.tagged.docx
+++ b/templates/relatorio-tecnico.tagged.docx
@@ -1186,6 +1186,9 @@
             </w:pPr>
             <w:r>
               <w:rPr>
+                <w:rFonts w:ascii="Times New Roman" w:cs="Times New Roman" w:eastAsia="Times New Roman" w:hAnsi="Times New Roman"/>
+                <w:sz w:val="24"/>
+                <w:szCs w:val="24"/>
                 <w:rtl w:val="0"/>
               </w:rPr>
               <w:t xml:space="preserve">{{tabela_descricao}}</w:t>
@@ -1270,6 +1273,9 @@
             </w:pPr>
             <w:r>
               <w:rPr>
+                <w:rFonts w:ascii="Times New Roman" w:cs="Times New Roman" w:eastAsia="Times New Roman" w:hAnsi="Times New Roman"/>
+                <w:sz w:val="24"/>
+                <w:szCs w:val="24"/>
                 <w:rtl w:val="0"/>
               </w:rPr>
               <w:t xml:space="preserve">{{tabela_resultados}}</w:t>
@@ -1354,6 +1360,9 @@
             </w:pPr>
             <w:r>
               <w:rPr>
+                <w:rFonts w:ascii="Times New Roman" w:cs="Times New Roman" w:eastAsia="Times New Roman" w:hAnsi="Times New Roman"/>
+                <w:sz w:val="24"/>
+                <w:szCs w:val="24"/>
                 <w:rtl w:val="0"/>
               </w:rPr>
               <w:t xml:space="preserve">{{tabela_comentarios}}</w:t>
